--- a/docs/handovers/CaratOS-System-Design-and-Flow-Simple-Guide.docx
+++ b/docs/handovers/CaratOS-System-Design-and-Flow-Simple-Guide.docx
@@ -3036,6 +3036,294 @@
     <w:p>
       <w:pPr>
         <w:pStyle w:val="Heading1"/>
+      </w:pPr>
+      <w:r>
+        <w:t>Flow 7 — Someone enquires from your own website or a QR poster</w:t>
+      </w:r>
+    </w:p>
+    <w:p>
+      <w:pPr/>
+      <w:r>
+        <w:t>1.  You publish a form: A manager creates an enquiry form or a QR poster for one branch. Both hand you a link with an unguessable key in it.</w:t>
+      </w:r>
+    </w:p>
+    <w:p>
+      <w:pPr/>
+      <w:r>
+        <w:t>2.  A stranger fills it in: They are not asked to create an account. They tick a box saying you may contact them.</w:t>
+      </w:r>
+    </w:p>
+    <w:p>
+      <w:pPr/>
+      <w:r>
+        <w:t>3.  The key decides the company and branch: Not the form, and not anything the visitor typed. This is what stops one company’s link filing an enquiry into another company’s CRM.</w:t>
+      </w:r>
+    </w:p>
+    <w:p>
+      <w:pPr/>
+      <w:r>
+        <w:t>4.  The same identity check runs: If that phone number is already a customer, the enquiry joins that customer instead of creating a second one.</w:t>
+      </w:r>
+    </w:p>
+    <w:p>
+      <w:pPr/>
+      <w:r>
+        <w:t>5.  A lead opens with follow-ups already booked: In the branch’s own time zone, and assigned by the same fair queue every other lead uses.</w:t>
+      </w:r>
+    </w:p>
+    <w:p>
+      <w:pPr/>
+      <w:r>
+        <w:t>Result: a website enquiry and a Meta lead arrive as the same kind of record. Nothing about how they arrived changes how they are handled afterwards.</w:t>
+      </w:r>
+    </w:p>
+    <w:p>
+      <w:pPr>
+        <w:pStyle w:val="Heading1"/>
+      </w:pPr>
+      <w:r>
+        <w:t>Flow 8 — A customer walks in</w:t>
+      </w:r>
+    </w:p>
+    <w:p>
+      <w:pPr/>
+      <w:r>
+        <w:t>1.  Staff open the in-store app on a phone: It shows which branch they are filing against, and that branch’s live lead list.</w:t>
+      </w:r>
+    </w:p>
+    <w:p>
+      <w:pPr/>
+      <w:r>
+        <w:t>2.  They search for the person: Typing the last three digits of a phone number is enough. Names and your own customer IDs work too.</w:t>
+      </w:r>
+    </w:p>
+    <w:p>
+      <w:pPr/>
+      <w:r>
+        <w:t>3.  They see who this is: Past visits, enquiries, orders, which branch the customer last came to, and who served them.</w:t>
+      </w:r>
+    </w:p>
+    <w:p>
+      <w:pPr/>
+      <w:r>
+        <w:t>4.  They record the visit: One visit can hold several things the customer asked about, because a person who looks at three items and buys one is the ordinary case.</w:t>
+      </w:r>
+    </w:p>
+    <w:p>
+      <w:pPr/>
+      <w:r>
+        <w:t>5.  Items are scanned or typed: The camera reads a barcode where the phone supports it; otherwise the code is typed. A handheld scanner works too, because it simply types the code and presses Enter.</w:t>
+      </w:r>
+    </w:p>
+    <w:p>
+      <w:pPr/>
+      <w:r>
+        <w:t>6.  An unknown code is not an error: If the tag is not in your catalogue, the code is still recorded against what the customer was interested in.</w:t>
+      </w:r>
+    </w:p>
+    <w:p>
+      <w:pPr/>
+      <w:r>
+        <w:t>7.  A reason is captured when nothing was bought: Price, not available, still deciding, and so on — a generic list every business can use, which your own industry pack can extend.</w:t>
+      </w:r>
+    </w:p>
+    <w:p>
+      <w:pPr/>
+      <w:r>
+        <w:t>Result: what happened on the shop floor reaches the same customer record that the online enquiry did.</w:t>
+      </w:r>
+    </w:p>
+    <w:p>
+      <w:pPr>
+        <w:pStyle w:val="Heading1"/>
+      </w:pPr>
+      <w:r>
+        <w:t>Flow 9 — Chasing follow-ups (the calling screen)</w:t>
+      </w:r>
+    </w:p>
+    <w:p>
+      <w:pPr/>
+      <w:r>
+        <w:t>1.  Four numbers at the top: Overdue, due today, upcoming, and completed. Each is counted across the whole company, not across the page you can see. This matters: a company with ninety thousand overdue follow-ups has to be told ninety thousand.</w:t>
+      </w:r>
+    </w:p>
+    <w:p>
+      <w:pPr/>
+      <w:r>
+        <w:t>2.  The queue is oldest first: With how late each one is, who owns it, and what the enquiry was about.</w:t>
+      </w:r>
+    </w:p>
+    <w:p>
+      <w:pPr/>
+      <w:r>
+        <w:t>3.  Take Action opens one screen: The customer’s journey, notes, past calls and timeline, plus their real order and visit totals.</w:t>
+      </w:r>
+    </w:p>
+    <w:p>
+      <w:pPr/>
+      <w:r>
+        <w:t>4.  Figures are measured, never guessed: If there is no purchase history the screen says so rather than showing zero, because a caller must not read an invented number to a customer.</w:t>
+      </w:r>
+    </w:p>
+    <w:p>
+      <w:pPr/>
+      <w:r>
+        <w:t>5.  Logging the call and deciding what happens next is one step: “I called, they want a callback on Thursday” is a single decision, so the system records the call and moves the follow-up together.</w:t>
+      </w:r>
+    </w:p>
+    <w:p>
+      <w:pPr/>
+      <w:r>
+        <w:t>6.  Phone numbers are hidden where they are not needed: You see the full number on your own follow-ups; a colleague’s show only the last four digits.</w:t>
+      </w:r>
+    </w:p>
+    <w:p>
+      <w:pPr/>
+      <w:r>
+        <w:t>Needs an outside company: automatic call logs and recordings need a telephony account. Without one, staff dial from their own handset and record the outcome, and those entries are clearly labelled “logged by hand” so they are never confused with a call the network confirmed.</w:t>
+      </w:r>
+    </w:p>
+    <w:p>
+      <w:pPr>
+        <w:pStyle w:val="Heading1"/>
+      </w:pPr>
+      <w:r>
+        <w:t>Flow 10 — Sending one message to many customers</w:t>
+      </w:r>
+    </w:p>
+    <w:p>
+      <w:pPr/>
+      <w:r>
+        <w:t>1.  You describe who should get it: In plain rules — customers in a city, people who enquired in the last 30 days, people who have never bought. Your own custom fields work here too.</w:t>
+      </w:r>
+    </w:p>
+    <w:p>
+      <w:pPr/>
+      <w:r>
+        <w:t>2.  The system counts them for real: The number shown is a full database count, not the length of the sample list beneath it.</w:t>
+      </w:r>
+    </w:p>
+    <w:p>
+      <w:pPr/>
+      <w:r>
+        <w:t>3.  A manager approves it: At that moment the audience is frozen. Editing the saved audience afterwards cannot change who a scheduled campaign reaches.</w:t>
+      </w:r>
+    </w:p>
+    <w:p>
+      <w:pPr/>
+      <w:r>
+        <w:t>4.  The list is built in the background: If that job is retried it adds nobody twice, because one person can appear on a campaign only once.</w:t>
+      </w:r>
+    </w:p>
+    <w:p>
+      <w:pPr/>
+      <w:r>
+        <w:t>5.  Consent is checked again for every single person, at the moment of sending: Somebody who withdrew consent after approval is not messaged. That is recorded as “excluded”, not as a failure, so the report stays honest.</w:t>
+      </w:r>
+    </w:p>
+    <w:p>
+      <w:pPr/>
+      <w:r>
+        <w:t>6.  Every message leaves the normal way: Through the same consent, template and 24-hour-window checks a staff member’s message goes through. A campaign is not a way around the rules.</w:t>
+      </w:r>
+    </w:p>
+    <w:p>
+      <w:pPr/>
+      <w:r>
+        <w:t>7.  Cancel stops it: Anybody not yet sent to is stopped, including while it is going out.</w:t>
+      </w:r>
+    </w:p>
+    <w:p>
+      <w:pPr/>
+      <w:r>
+        <w:t>Today this works on WhatsApp only. Email, SMS and RCS campaigns are refused when you try to create them, rather than being scheduled and then silently never sent.</w:t>
+      </w:r>
+    </w:p>
+    <w:p>
+      <w:pPr>
+        <w:pStyle w:val="Heading1"/>
+      </w:pPr>
+      <w:r>
+        <w:t>Flow 11 — Asking how it went, and what happens to the answer</w:t>
+      </w:r>
+    </w:p>
+    <w:p>
+      <w:pPr/>
+      <w:r>
+        <w:t>1.  Staff ask after a visit or an order: The customer gets a link with an unguessable key. They are asked one question and a rating from 1 to 5.</w:t>
+      </w:r>
+    </w:p>
+    <w:p>
+      <w:pPr/>
+      <w:r>
+        <w:t>2.  Your company decides what counts as happy: A clinic and a jeweller do not agree on what 4 out of 5 means, so the thresholds belong to you.</w:t>
+      </w:r>
+    </w:p>
+    <w:p>
+      <w:pPr/>
+      <w:r>
+        <w:t>3.  A happy answer may be invited to review you publicly: Using your Google review link for the branch they actually visited. A branch with no link set up invites nobody.</w:t>
+      </w:r>
+    </w:p>
+    <w:p>
+      <w:pPr/>
+      <w:r>
+        <w:t>4.  An unhappy answer is never shown that link: It raises a high-priority task instead, so a person calls them.</w:t>
+      </w:r>
+    </w:p>
+    <w:p>
+      <w:pPr/>
+      <w:r>
+        <w:t>5.  The decision is not left to the browser: The page shows a review link only if the server’s answer contains one, so the rule cannot be read out of the page and you can show what was offered.</w:t>
+      </w:r>
+    </w:p>
+    <w:p>
+      <w:pPr/>
+      <w:r>
+        <w:t>Why it matters: inviting every customer to review you publicly and hoping for the best is how a business collects its own worst reviews.</w:t>
+      </w:r>
+    </w:p>
+    <w:p>
+      <w:pPr>
+        <w:pStyle w:val="Heading1"/>
+      </w:pPr>
+      <w:r>
+        <w:t>Flow 12 — How CaratOS decides how interested somebody is</w:t>
+      </w:r>
+    </w:p>
+    <w:p>
+      <w:pPr/>
+      <w:r>
+        <w:t>A score from 0 to 100 is worked out from things that actually happened: what they asked about, how quickly they replied, whether they left a number, whether they came in.</w:t>
+      </w:r>
+    </w:p>
+    <w:p>
+      <w:pPr/>
+      <w:r>
+        <w:t>The reasons are shown, not hidden. Every signal that moved the score is listed with what it contributed.</w:t>
+      </w:r>
+    </w:p>
+    <w:p>
+      <w:pPr/>
+      <w:r>
+        <w:t>Negative signals count. Somebody who asks a price and then says “no” must not be labelled easy to convert — a fault plainly visible in the competitor demonstration this work was measured against.</w:t>
+      </w:r>
+    </w:p>
+    <w:p>
+      <w:pPr/>
+      <w:r>
+        <w:t>A person can overrule it, and the override and who made it are kept.</w:t>
+      </w:r>
+    </w:p>
+    <w:p>
+      <w:pPr/>
+      <w:r>
+        <w:t>The score never sends anything by itself. It orders a queue and informs a human; sending is still governed by consent, window and template rules.</w:t>
+      </w:r>
+    </w:p>
+    <w:p>
+      <w:pPr>
+        <w:pStyle w:val="Heading1"/>
         <w:spacing w:after="90"/>
       </w:pPr>
       <w:r>
@@ -4692,8 +4980,7 @@
         <w:spacing w:after="90"/>
       </w:pPr>
       <w:r>
-        <w:rPr/>
-        <w:t xml:space="preserve">The local backend and database regression baseline is green, and the main architecture is present. Meta-facing code is still fixture-tested rather than live-provider verified. Engineering must finish the remaining connection seams and safety gates; the intern must then complete staging account/webhook setup and evidence before production.</w:t>
+        <w:t>Updated 10 September 2026. The local regression baseline is green and the architecture above is present in code. Website enquiry forms, in-store visits, the calling queue, campaigns and feedback are built end to end and covered by automated tests. Everything that depends on an outside company — Meta, WhatsApp delivery, telephony, email, SMS, RCS, Google reviews — remains fixture-tested rather than live-verified, because no such account has yet answered a real request. Those two things must never be reported as one.</w:t>
       </w:r>
     </w:p>
     <w:p>
